--- a/fra/docx/36.content.docx
+++ b/fra/docx/36.content.docx
@@ -136,13 +136,6 @@
         <w:rPr>
           <w:lang w:val="fr_FR" w:bidi="fr_FR"/>
         </w:rPr>
-      </w:r>
-      <w:r>
-        <w:rPr>
-          <w:i/>
-          <w:lang w:val="fr_FR" w:bidi="fr_FR"/>
-        </w:rPr>
-        <w:t>Sophonie 1.3, Sophonie 1.4, Sophonie 1.5, Sophonie 1.7, Sophonie 1.9, Sophonie 1.10, Sophonie 1.11, Sophonie 1.12, Sophonie 1.14, Sophonie 1.18, Sophonie 2.3, Sophonie 2.4, Sophonie 2.9, Sophonie 2.14, Sophonie 2.15, Sophonie 3.3, Sophonie 3.5, Sophonie 3.7, Sophonie 3.8, Sophonie 3.9, Sophonie 3.13, Sophonie 3.14–15, Sophonie 3.19, Sophonie 3.20</w:t>
       </w:r>
       <w:r>
         <w:rPr>

--- a/fra/docx/36.content.docx
+++ b/fra/docx/36.content.docx
@@ -123,19 +123,6 @@
           <w:lang w:val="fr_FR" w:bidi="fr_FR"/>
         </w:rPr>
         <w:t>ZEP</w:t>
-      </w:r>
-      <w:r>
-        <w:rPr>
-          <w:lang w:val="fr_FR" w:bidi="fr_FR"/>
-        </w:rPr>
-      </w:r>
-    </w:p>
-    <w:p>
-      <w:pPr/>
-      <w:r>
-        <w:rPr>
-          <w:lang w:val="fr_FR" w:bidi="fr_FR"/>
-        </w:rPr>
       </w:r>
       <w:r>
         <w:rPr>

--- a/fra/docx/36.content.docx
+++ b/fra/docx/36.content.docx
@@ -19,7 +19,7 @@
         <w:rPr>
           <w:lang w:val="fr_FR" w:bidi="fr_FR"/>
         </w:rPr>
-        <w:t>Resource: Questions de Traduction (unfoldingWord)</w:t>
+        <w:t>Resource: unfoldingWord® Translation Questions</w:t>
       </w:r>
       <w:r>
         <w:rPr>
@@ -85,7 +85,7 @@
         <w:rPr>
           <w:lang w:val="fr_FR" w:bidi="fr_FR"/>
         </w:rPr>
-        <w:t>Questions de Traduction (unfoldingWord)</w:t>
+        <w:t>unfoldingWord® Translation Questions</w:t>
       </w:r>
     </w:p>
     <w:p>

--- a/fra/docx/36.content.docx
+++ b/fra/docx/36.content.docx
@@ -762,6 +762,69 @@
           <w:lang w:val="fr_FR" w:bidi="fr_FR"/>
         </w:rPr>
         <w:t>Le grand jour de l'Éternel sera un jour de fureur, d'angoisse et de ténèbres.</w:t>
+      </w:r>
+      <w:r>
+        <w:rPr>
+          <w:lang w:val="fr_FR" w:bidi="fr_FR"/>
+        </w:rPr>
+      </w:r>
+      <w:r>
+        <w:rPr>
+          <w:lang w:val="fr_FR" w:bidi="fr_FR"/>
+        </w:rPr>
+      </w:r>
+    </w:p>
+    <w:p>
+      <w:pPr/>
+      <w:r>
+        <w:rPr>
+          <w:lang w:val="fr_FR" w:bidi="fr_FR"/>
+        </w:rPr>
+      </w:r>
+    </w:p>
+    <w:p>
+      <w:pPr>
+        <w:pStyle w:val="Heading2"/>
+      </w:pPr>
+      <w:r>
+        <w:rPr>
+          <w:lang w:val="fr_FR" w:bidi="fr_FR"/>
+        </w:rPr>
+        <w:t>Sophonie 1.17</w:t>
+      </w:r>
+      <w:r>
+        <w:rPr>
+          <w:lang w:val="fr_FR" w:bidi="fr_FR"/>
+        </w:rPr>
+      </w:r>
+    </w:p>
+    <w:p>
+      <w:pPr/>
+      <w:r>
+        <w:rPr>
+          <w:lang w:val="fr_FR" w:bidi="fr_FR"/>
+        </w:rPr>
+      </w:r>
+      <w:r>
+        <w:rPr>
+          <w:b/>
+          <w:lang w:val="fr_FR" w:bidi="fr_FR"/>
+        </w:rPr>
+        <w:t>Qu'arrivera-t-il au sang et à la chair de ceux qui ont péché contre l'Éternel ?</w:t>
+      </w:r>
+    </w:p>
+    <w:p>
+      <w:pPr/>
+      <w:r>
+        <w:rPr>
+          <w:lang w:val="fr_FR" w:bidi="fr_FR"/>
+        </w:rPr>
+      </w:r>
+      <w:r>
+        <w:rPr>
+          <w:lang w:val="fr_FR" w:bidi="fr_FR"/>
+        </w:rPr>
+        <w:t>Il les répandra comme de la poussière et comme des ordures.</w:t>
       </w:r>
       <w:r>
         <w:rPr>
